--- a/downloads/documents/04 Units/Unit 06 - Food Systems and Production - From Farm to Table/Lesson 06.05 - Sustainable Food Methods and the Food Systems Quiz.docx
+++ b/downloads/documents/04 Units/Unit 06 - Food Systems and Production - From Farm to Table/Lesson 06.05 - Sustainable Food Methods and the Food Systems Quiz.docx
@@ -371,7 +371,7 @@
         <w:t xml:space="preserve">Vocabulary 06.md</w:t>
       </w:r>
       <w:r>
-        <w:t xml:space="preserve">) for Turkish, Portuguese, and Spanish.</w:t>
+        <w:t xml:space="preserve">) for Spanish.</w:t>
       </w:r>
     </w:p>
     <w:p>
@@ -1413,7 +1413,7 @@
         <w:pStyle w:val="Compact"/>
       </w:pPr>
       <w:r>
-        <w:t xml:space="preserve">ELL: the three farm methods each get one photo and one six-word caption; the compost sort cards are pictures with the word underneath; sustainability, compost, packaging, waste, and soil are on the vocabulary card in Turkish, Portuguese, and Spanish (see</w:t>
+        <w:t xml:space="preserve">ELL: the three farm methods each get one photo and one six-word caption; the compost sort cards are pictures with the word underneath; sustainability, compost, packaging, waste, and soil are on the vocabulary card in Spanish (see</w:t>
       </w:r>
       <w:r>
         <w:t xml:space="preserve"> </w:t>

--- a/downloads/documents/04 Units/Unit 06 - Food Systems and Production - From Farm to Table/Lesson 06.05 - Sustainable Food Methods and the Food Systems Quiz.docx
+++ b/downloads/documents/04 Units/Unit 06 - Food Systems and Production - From Farm to Table/Lesson 06.05 - Sustainable Food Methods and the Food Systems Quiz.docx
@@ -1198,7 +1198,7 @@
         <w:pStyle w:val="Compact"/>
       </w:pPr>
       <w:r>
-        <w:t xml:space="preserve">Your plant needs water for six weeks and nobody is here in July. What does that tell you about a school garden as a plan?</w:t>
+        <w:t xml:space="preserve">Your plant needs water for four weeks and nobody is here in July. What does that tell you about a school garden as a plan?</w:t>
       </w:r>
     </w:p>
     <w:p>
